--- a/revisao_fio_condutor/5_AGENDA_GLOBAL_PNED_corrigido.docx
+++ b/revisao_fio_condutor/5_AGENDA_GLOBAL_PNED_corrigido.docx
@@ -18,7 +18,15 @@
           <w:szCs w:val="24"/>
           <w:rtl w:val="0"/>
         </w:rPr>
-        <w:t xml:space="preserve">5. A PRODUÇÃO DO TEXTO DA POLÍTICA: DA AGENDA INTERNACIONAL À PNED</w:t>
+        <w:t xml:space="preserve">5</w:t>
+      </w:r>
+      <w:r>
+        <w:rPr>
+          <w:sz w:val="24"/>
+          <w:szCs w:val="24"/>
+          <w:rtl w:val="0"/>
+        </w:rPr>
+        <w:t xml:space="preserve"> A PRODUÇÃO DO TEXTO DA POLÍTICA: DA AGENDA INTERNACIONAL À PNED</w:t>
       </w:r>
     </w:p>
     <w:p>
@@ -16012,6 +16020,30 @@
           <w:rtl w:val="0"/>
         </w:rPr>
         <w:t xml:space="preserve">A lei também trata de modo desigual as partes do eixo quando remete a outras normas. Remete à BNCC, à legislação de proteção de dados e à LDB, e liga infraestrutura e conectividade a outras políticas. O inciso VI do art. 2º, por exemplo, prevê a implantação e integração de infraestrutura de conectividade para fins educacionais, tema que o Decreto nº 11.713/2023, posterior à lei, organizou na ENEC; a versão compilada da lei no portal da Presidência da República remete a esse decreto em nota. Já as estratégias de formação previstas no art. 3º não apresentam, no próprio dispositivo, remissão equivalente a um instrumento regulamentador específico.</w:t>
+      </w:r>
+    </w:p>
+    <w:p>
+      <w:pPr>
+        <w:pStyle w:val="Heading2"/>
+        <w:spacing w:after="0" w:before="0" w:line="360" w:lineRule="auto"/>
+        <w:jc w:val="both"/>
+        <w:rPr>
+          <w:b w:val="0"/>
+          <w:bCs w:val="0"/>
+          <w:sz w:val="24"/>
+          <w:szCs w:val="24"/>
+        </w:rPr>
+      </w:pPr>
+      <w:r>
+        <w:rPr>
+          <w:b w:val="0"/>
+          <w:bCs w:val="0"/>
+          <w:sz w:val="24"/>
+          <w:szCs w:val="24"/>
+          <w:highlight w:val="yellow"/>
+          <w:rtl w:val="0"/>
+        </w:rPr>
+        <w:t xml:space="preserve">5.6 SÍNTESE DO CAPÍTULO</w:t>
       </w:r>
     </w:p>
     <w:p>

--- a/revisao_fio_condutor/5_AGENDA_GLOBAL_PNED_corrigido.docx
+++ b/revisao_fio_condutor/5_AGENDA_GLOBAL_PNED_corrigido.docx
@@ -163,7 +163,33 @@
         <w:rPr>
           <w:rtl w:val="0"/>
         </w:rPr>
-        <w:t xml:space="preserve">. Nossa leitura parte de uma posição explícita: a PNED amplia o que se exige das escolas sem assegurar, na mesma medida, os meios para cumprir essas exigências, e o capítulo mostra onde essa distância se inscreve no texto. No fim dessa cadeia de decisões está uma sala de 1º ou 2º ano, com crianças de seis e sete anos e profissionais que precisam dar conta do que a lei pede.</w:t>
+        <w:t xml:space="preserve">. Nossa leitura parte de uma posição explícita: a PNED amplia o que se exige das escolas sem assegurar, na mesma medida, os meios para cumprir essas exigências, e o capítulo mostra onde essa distância se inscreve no texto. No fim dessa cadeia de decisões está uma sala </w:t>
+      </w:r>
+      <w:r>
+        <w:rPr>
+          <w:highlight w:val="yellow"/>
+          <w:rtl w:val="0"/>
+        </w:rPr>
+        <w:t xml:space="preserve">dos anos iniciais</w:t>
+      </w:r>
+      <w:r>
+        <w:rPr>
+          <w:rtl w:val="0"/>
+        </w:rPr>
+        <w:t xml:space="preserve">, com crianças de seis </w:t>
+      </w:r>
+      <w:r>
+        <w:rPr>
+          <w:highlight w:val="yellow"/>
+          <w:rtl w:val="0"/>
+        </w:rPr>
+        <w:t xml:space="preserve">a dez</w:t>
+      </w:r>
+      <w:r>
+        <w:rPr>
+          <w:rtl w:val="0"/>
+        </w:rPr>
+        <w:t xml:space="preserve"> anos e profissionais que precisam dar conta do que a lei pede.</w:t>
       </w:r>
     </w:p>
     <w:p>
@@ -1042,16 +1068,9 @@
       </w:r>
       <w:r>
         <w:rPr>
-          <w:highlight w:val="yellow"/>
-          <w:rtl w:val="0"/>
-        </w:rPr>
-        <w:t xml:space="preserve">onze</w:t>
-      </w:r>
-      <w:r>
-        <w:rPr>
-          <w:rtl w:val="0"/>
-        </w:rPr>
-        <w:t xml:space="preserve"> profissionais da escola de Pipa. Da descrição dos países, interessa-nos o que ela mostra sobre o modo como as configurações institucionais, territoriais e políticas interferem na formulação da educação digital como política pública.</w:t>
+          <w:rtl w:val="0"/>
+        </w:rPr>
+        <w:t xml:space="preserve">profissionais da escola de Pipa. Da descrição dos países, interessa-nos o que ela mostra sobre o modo como as configurações institucionais, territoriais e políticas interferem na formulação da educação digital como política pública.</w:t>
       </w:r>
     </w:p>
     <w:p>
@@ -6216,13 +6235,52 @@
         <w:rPr>
           <w:rtl w:val="0"/>
         </w:rPr>
-        <w:t xml:space="preserve">Ao final do bloco europeu, a literatura comparada sustenta as cinco categorias sensibilizadoras, com pesos diferentes. Na governança, Alemanha e Finlândia expõem as dificuldades da coordenação entre escalas e o papel das instâncias intermediárias; em Pipa, isso nos leva a perguntar o que chega da União e do estado à rede municipal e o que a Secretaria repassa à escola. Quanto à formação, Espanha, Irlanda, Finlândia e França a organizam de maneiras distintas, e na escola nosso olhar se volta para as condições formativas oferecidas às profissionais, sem avaliar o saber delas. Os casos italiano e neerlandês mostram que equalizar equipamentos não equaliza os usos, e por isso a infraestrutura da escola será lida junto com as exigências de seu uso para quem trabalha ali. A cultura digital vem da articulação francesa entre educação digital e cidadania e da proteção das crianças proposta pela BIK+, e aproxima a análise do trabalho com crianças de seis e sete anos. A continuidade institucional é a categoria mais fraca do bloco: surge na passagem portuguesa do Plano Tecnológico da Educação à INCoDe.2030 e na transição desigual entre gerações de política, e só ganha densidade nas experiências americanas. Essas lições não descrevem a escola de Pipa</w:t>
+        <w:t xml:space="preserve">Ao final do bloco europeu, a literatura comparada sustenta as cinco categorias sensibilizadoras, com pesos diferentes. Na governança, Alemanha e Finlândia expõem as dificuldades da coordenação entre escalas e o papel das instâncias intermediárias; em Pipa, isso nos leva a perguntar o que chega da União e do estado à rede municipal e o que a Secretaria repassa à escola. Quanto à formação, Espanha, Irlanda, Finlândia e França a organizam de maneiras distintas, e na escola nosso olhar se volta para as condições formativas oferecidas </w:t>
       </w:r>
       <w:r>
         <w:rPr>
           <w:highlight w:val="yellow"/>
           <w:rtl w:val="0"/>
         </w:rPr>
+        <w:t xml:space="preserve">aos</w:t>
+      </w:r>
+      <w:r>
+        <w:rPr>
+          <w:rtl w:val="0"/>
+        </w:rPr>
+        <w:t xml:space="preserve"> profissionais, sem avaliar o saber </w:t>
+      </w:r>
+      <w:r>
+        <w:rPr>
+          <w:highlight w:val="yellow"/>
+          <w:rtl w:val="0"/>
+        </w:rPr>
+        <w:t xml:space="preserve">deles</w:t>
+      </w:r>
+      <w:r>
+        <w:rPr>
+          <w:rtl w:val="0"/>
+        </w:rPr>
+        <w:t xml:space="preserve">. Os casos italiano e neerlandês mostram que equalizar equipamentos não equaliza os usos, e por isso a infraestrutura da escola será lida junto com as exigências de seu uso para quem trabalha ali. A cultura digital vem da articulação francesa entre educação digital e cidadania e da proteção das crianças proposta pela BIK+, e aproxima a análise do trabalho com crianças de seis </w:t>
+      </w:r>
+      <w:r>
+        <w:rPr>
+          <w:highlight w:val="yellow"/>
+          <w:rtl w:val="0"/>
+        </w:rPr>
+        <w:t xml:space="preserve">a dez</w:t>
+      </w:r>
+      <w:r>
+        <w:rPr>
+          <w:rtl w:val="0"/>
+        </w:rPr>
+        <w:t xml:space="preserve"> anos. A continuidade institucional é a categoria mais fraca do bloco: surge na passagem portuguesa do Plano Tecnológico da Educação à INCoDe.2030 e na transição desigual entre gerações de política, e só ganha densidade nas experiências americanas. Essas lições não descrevem a escola de Pipa</w:t>
+      </w:r>
+      <w:r>
+        <w:rPr>
+          <w:highlight w:val="yellow"/>
+          <w:rtl w:val="0"/>
+        </w:rPr>
         <w:t xml:space="preserve">, mas servem</w:t>
       </w:r>
       <w:r>
@@ -6236,13 +6294,13 @@
           <w:highlight w:val="yellow"/>
           <w:rtl w:val="0"/>
         </w:rPr>
-        <w:t xml:space="preserve">onze</w:t>
-      </w:r>
-      <w:r>
-        <w:rPr>
-          <w:rtl w:val="0"/>
-        </w:rPr>
-        <w:t xml:space="preserve"> profissionais quando interpretam o que a PNED lhes pede com os meios de que dispõem.</w:t>
+        <w:t xml:space="preserve">profissionais da escola</w:t>
+      </w:r>
+      <w:r>
+        <w:rPr>
+          <w:rtl w:val="0"/>
+        </w:rPr>
+        <w:t xml:space="preserve"> quando interpretam o que a PNED lhes pede com os meios de que dispõem.</w:t>
       </w:r>
     </w:p>
     <w:p>
@@ -11235,7 +11293,7 @@
           <w:highlight w:val="yellow"/>
           <w:rtl w:val="0"/>
         </w:rPr>
-        <w:t xml:space="preserve">onze profissionais.</w:t>
+        <w:t xml:space="preserve">profissionais da educação da escola.</w:t>
       </w:r>
     </w:p>
     <w:p>
@@ -14413,7 +14471,52 @@
         <w:rPr>
           <w:rtl w:val="0"/>
         </w:rPr>
-        <w:t xml:space="preserve">Nos anos iniciais do Ensino Fundamental, cada uma dessas dimensões envolve conhecimentos, recursos, decisões pedagógicas e formas de organização do trabalho não detalhados pela lei. Nos 1º e 2º anos, a questão se torna mais aguda e exige leitura cuidadosa. Na sala estão crianças de seis e sete anos, recém-chegadas à escolarização obrigatória e em processo de aprendizagem da leitura e da escrita. A lei pede que elas aprendam pensamento computacional. Decompor um problema, reconhecer padrões e seguir uma sequência de instruções são atividades possíveis com recursos digitais ou em propostas desplugadas, e a escolha entre uma e outra já é uma decisão de quem ensina. A lei pede também que elas conheçam seus direitos digitais, e conversar sobre dados pessoais, privacidade e conectividade segura com uma criança dessa idade exige escolhas didáticas não descritas em nenhum inciso. Por isso, a técnica de programar e a aquisição da escrita, tomadas isoladamente, dizem pouco sobre o desafio do eixo. O peso está na tradução desses conteúdos por professores e coordenadores para essas crianças, sem infraestrutura garantida. Onde falta equipamento ou conexão, essa tradução inclui decidir com o que trabalhar, e a decisão recai sobre quem está na sala. No Quadro 5, cada inciso aparece com o texto da lei, suas implicações para os anos iniciais e as condições de que depende sua atuação.</w:t>
+        <w:t xml:space="preserve">Nos anos iniciais do Ensino Fundamental, cada uma dessas dimensões envolve conhecimentos, recursos, decisões pedagógicas e formas de organização do trabalho não detalhados pela lei. Nos </w:t>
+      </w:r>
+      <w:r>
+        <w:rPr>
+          <w:highlight w:val="yellow"/>
+          <w:rtl w:val="0"/>
+        </w:rPr>
+        <w:t xml:space="preserve">anos iniciais, a questão exige leitura cuidadosa, e nos dois primeiros anos</w:t>
+      </w:r>
+      <w:r>
+        <w:rPr>
+          <w:rtl w:val="0"/>
+        </w:rPr>
+        <w:t xml:space="preserve"> se torna mais aguda</w:t>
+      </w:r>
+      <w:r>
+        <w:rPr>
+          <w:rtl w:val="0"/>
+        </w:rPr>
+        <w:t xml:space="preserve">. Na sala estão crianças de seis </w:t>
+      </w:r>
+      <w:r>
+        <w:rPr>
+          <w:highlight w:val="yellow"/>
+          <w:rtl w:val="0"/>
+        </w:rPr>
+        <w:t xml:space="preserve">a dez anos, e as menores acabam de chegar</w:t>
+      </w:r>
+      <w:r>
+        <w:rPr>
+          <w:rtl w:val="0"/>
+        </w:rPr>
+        <w:t xml:space="preserve"> à escolarização obrigatória e </w:t>
+      </w:r>
+      <w:r>
+        <w:rPr>
+          <w:highlight w:val="yellow"/>
+          <w:rtl w:val="0"/>
+        </w:rPr>
+        <w:t xml:space="preserve">aprendem a ler e a escrever</w:t>
+      </w:r>
+      <w:r>
+        <w:rPr>
+          <w:rtl w:val="0"/>
+        </w:rPr>
+        <w:t xml:space="preserve">. A lei pede que elas aprendam pensamento computacional. Decompor um problema, reconhecer padrões e seguir uma sequência de instruções são atividades possíveis com recursos digitais ou em propostas desplugadas, e a escolha entre uma e outra já é uma decisão de quem ensina. A lei pede também que elas conheçam seus direitos digitais, e conversar sobre dados pessoais, privacidade e conectividade segura com uma criança dessa idade exige escolhas didáticas não descritas em nenhum inciso. Por isso, a técnica de programar e a aquisição da escrita, tomadas isoladamente, dizem pouco sobre o desafio do eixo. O peso está na tradução desses conteúdos por professores e coordenadores para essas crianças, sem infraestrutura garantida. Onde falta equipamento ou conexão, essa tradução inclui decidir com o que trabalhar, e a decisão recai sobre quem está na sala. No Quadro 5, cada inciso aparece com o texto da lei, suas implicações para os anos iniciais e as condições de que depende sua atuação.</w:t>
       </w:r>
     </w:p>
     <w:p>
@@ -14427,7 +14530,20 @@
         <w:rPr>
           <w:rtl w:val="0"/>
         </w:rPr>
-        <w:t xml:space="preserve">Nessa tradução, está em jogo um direito das crianças. Os incisos III e IV associam o eixo à participação consciente e democrática por meio das tecnologias digitais e à proteção dos dados da população mais vulnerável, em especial crianças e adolescentes, dimensão reforçada pelo Estatuto Digital da Criança e do Adolescente (BRASIL, 2025c), examinado na seção 5.4. Para crianças de seis e sete anos, muitas vezes já presentes em ambientes digitais fora da escola, a sala de aula pode ser o primeiro lugar de conversa sobre o uso das tecnologias com alguém cujo trabalho é ensinar. Do modo como o eixo chegar a essa sala depende a diferença entre usar o que encontram pronto e compreender o ambiente digital e aprender a se proteger nele. Sem essa mediação, as crianças continuam circulando pelos mesmos ambientes digitais, mas sozinhas.</w:t>
+        <w:t xml:space="preserve">Nessa tradução, está em jogo um direito das crianças. Os incisos III e IV associam o eixo à participação consciente e democrática por meio das tecnologias digitais e à proteção dos dados da população mais vulnerável, em especial crianças e adolescentes, dimensão reforçada pelo Estatuto Digital da Criança e do Adolescente (BRASIL, 2025c), examinado na seção 5.4. Para crianças de seis </w:t>
+      </w:r>
+      <w:r>
+        <w:rPr>
+          <w:highlight w:val="yellow"/>
+          <w:rtl w:val="0"/>
+        </w:rPr>
+        <w:t xml:space="preserve">a dez</w:t>
+      </w:r>
+      <w:r>
+        <w:rPr>
+          <w:rtl w:val="0"/>
+        </w:rPr>
+        <w:t xml:space="preserve"> anos, muitas vezes já presentes em ambientes digitais fora da escola, a sala de aula pode ser o primeiro lugar de conversa sobre o uso das tecnologias com alguém cujo trabalho é ensinar. Do modo como o eixo chegar a essa sala depende a diferença entre usar o que encontram pronto e compreender o ambiente digital e aprender a se proteger nele. Sem essa mediação, as crianças continuam circulando pelos mesmos ambientes digitais, mas sozinhas.</w:t>
       </w:r>
     </w:p>
     <w:p>
@@ -14798,7 +14914,24 @@
                 <w:szCs w:val="18"/>
                 <w:rtl w:val="0"/>
               </w:rPr>
-              <w:t xml:space="preserve">Traduzir decomposição de problemas, reconhecimento de padrões e elaboração de sequências para crianças de seis e sete anos que acabam de ingressar na escolarização obrigatória e estão em processo de alfabetização, com atividades plugadas ou desplugadas, conforme os recursos de que a escola dispõe</w:t>
+              <w:t xml:space="preserve">Traduzir decomposição de problemas, reconhecimento de padrões e elaboração de sequências para crianças de seis </w:t>
+            </w:r>
+            <w:r>
+              <w:rPr>
+                <w:sz w:val="18"/>
+                <w:szCs w:val="18"/>
+                <w:highlight w:val="yellow"/>
+                <w:rtl w:val="0"/>
+              </w:rPr>
+              <w:t xml:space="preserve">a dez anos, parte delas</w:t>
+            </w:r>
+            <w:r>
+              <w:rPr>
+                <w:sz w:val="18"/>
+                <w:szCs w:val="18"/>
+                <w:rtl w:val="0"/>
+              </w:rPr>
+              <w:t xml:space="preserve"> em processo de alfabetização, com atividades plugadas ou desplugadas, conforme os recursos de que a escola dispõe</w:t>
             </w:r>
           </w:p>
         </w:tc>
@@ -15607,7 +15740,20 @@
         <w:rPr>
           <w:rtl w:val="0"/>
         </w:rPr>
-        <w:t xml:space="preserve">, a educação digital é componente curricular do ensino fundamental, o que alcança os 1º e 2º anos. A exigência curricular tornou-se, assim, lei, enquanto a formação para cumpri-la aparece apenas como ação de promoção, como mostraremos na subseção 5.5.1.</w:t>
+        <w:t xml:space="preserve">, a educação digital é componente curricular do ensino fundamental, o que alcança os </w:t>
+      </w:r>
+      <w:r>
+        <w:rPr>
+          <w:highlight w:val="yellow"/>
+          <w:rtl w:val="0"/>
+        </w:rPr>
+        <w:t xml:space="preserve">anos iniciais</w:t>
+      </w:r>
+      <w:r>
+        <w:rPr>
+          <w:rtl w:val="0"/>
+        </w:rPr>
+        <w:t xml:space="preserve">. A exigência curricular tornou-se, assim, lei, enquanto a formação para cumpri-la aparece apenas como ação de promoção, como mostraremos na subseção 5.5.1.</w:t>
       </w:r>
     </w:p>
     <w:p>
@@ -15683,7 +15829,7 @@
           <w:highlight w:val="yellow"/>
           <w:rtl w:val="0"/>
         </w:rPr>
-        <w:t xml:space="preserve">as decisões das profissionais decorrem</w:t>
+        <w:t xml:space="preserve">as decisões dos profissionais decorrem</w:t>
       </w:r>
       <w:r>
         <w:rPr>
@@ -16005,7 +16151,46 @@
         <w:rPr>
           <w:rtl w:val="0"/>
         </w:rPr>
-        <w:t xml:space="preserve">O calendário normativo torna essa distância visível. A obrigação curricular foi promulgada em dezembro de 2023. Em março de 2025, a Resolução CNE/CEB nº 2/2025 determinou a elaboração dos novos currículos, acompanhados de plano de formação docente, ao longo daquele ano, com implementação obrigatória a partir de 2026 (BRASIL, 2025a, art. 36), e atribuiu aos sistemas de ensino e às instituições a definição e a implementação de estratégias de formação continuada dos profissionais para a educação digital e midiática (BRASIL, 2025a, art. 37). Para uma rede pequena, isso significa escrever currículo e plano de formação em um ano. A formação chega à rede municipal como atribuição, sem definição dos meios para cumpri-la nesses dispositivos. Quando ela não chega a tempo e a exigência permanece, o conhecimento passa a ser mais uma condição ausente, ao lado do equipamento e da conexão, e pede-se a professoras dos 1º e 2º anos o ensino de pensamento computacional e de direitos digitais a crianças de seis e sete anos sem garantia de formação prévia nesses conteúdos. Não avaliamos o saber das profissionais; a leitura do texto permite afirmar algo sobre as condições oferecidas pela política para esse saber. A chegada das ações formativas à rede investigada, e sua data, é uma questão empírica, a ser examinada no Capítulo 7 pelos registros da Secretaria Municipal de Educação, pelo questionário e pelas entrevistas, conforme a seção 4.3.</w:t>
+        <w:t xml:space="preserve">O calendário normativo torna essa distância visível. A obrigação curricular foi promulgada em dezembro de 2023. Em março de 2025, a Resolução CNE/CEB nº 2/2025 determinou a elaboração dos novos currículos, acompanhados de plano de formação docente, ao longo daquele ano, com implementação obrigatória a partir de 2026 (BRASIL, 2025a, art. 36), e atribuiu aos sistemas de ensino e às instituições a definição e a implementação de estratégias de formação continuada dos profissionais para a educação digital e midiática (BRASIL, 2025a, art. 37). Para uma rede pequena, isso significa escrever currículo e plano de formação em um ano. A formação chega à rede municipal como atribuição, sem definição dos meios para cumpri-la nesses dispositivos. Quando ela não chega a tempo e a exigência permanece, o conhecimento passa a ser mais uma condição ausente, ao lado do equipamento e da conexão, e pede-se </w:t>
+      </w:r>
+      <w:r>
+        <w:rPr>
+          <w:highlight w:val="yellow"/>
+          <w:rtl w:val="0"/>
+        </w:rPr>
+        <w:t xml:space="preserve">aos profissionais dos anos iniciais</w:t>
+      </w:r>
+      <w:r>
+        <w:rPr>
+          <w:rtl w:val="0"/>
+        </w:rPr>
+        <w:t xml:space="preserve"> o ensino de pensamento computacional e de direitos digitais a crianças de seis </w:t>
+      </w:r>
+      <w:r>
+        <w:rPr>
+          <w:highlight w:val="yellow"/>
+          <w:rtl w:val="0"/>
+        </w:rPr>
+        <w:t xml:space="preserve">a dez</w:t>
+      </w:r>
+      <w:r>
+        <w:rPr>
+          <w:rtl w:val="0"/>
+        </w:rPr>
+        <w:t xml:space="preserve"> anos sem garantia de formação prévia nesses conteúdos. Não avaliamos o saber </w:t>
+      </w:r>
+      <w:r>
+        <w:rPr>
+          <w:highlight w:val="yellow"/>
+          <w:rtl w:val="0"/>
+        </w:rPr>
+        <w:t xml:space="preserve">dos</w:t>
+      </w:r>
+      <w:r>
+        <w:rPr>
+          <w:rtl w:val="0"/>
+        </w:rPr>
+        <w:t xml:space="preserve"> profissionais; a leitura do texto permite afirmar algo sobre as condições oferecidas pela política para esse saber. A chegada das ações formativas à rede investigada, e sua data, é uma questão empírica, a ser examinada no Capítulo 7 pelos registros da Secretaria Municipal de Educação, pelo questionário e pelas entrevistas, conforme a seção 4.3.</w:t>
       </w:r>
     </w:p>
     <w:p>
@@ -16097,14 +16282,14 @@
         <w:rPr>
           <w:rtl w:val="0"/>
         </w:rPr>
-        <w:t xml:space="preserve">. As consequências desse desenho, já apresentadas como riscos na seção 1.4, ganham aqui seu fundamento normativo: a realização do eixo pode variar de uma turma para outra, o custo pode recair sobre o tempo de quem está na ponta e a falta dos meios pode desaparecer de vista justamente por ser coberta pelas profissionais</w:t>
+        <w:t xml:space="preserve">. As consequências desse desenho, já apresentadas como riscos na seção 1.4, ganham aqui seu fundamento normativo: a realização do eixo pode variar de uma turma para outra, o custo pode recair sobre o tempo de quem está na ponta e a falta dos meios pode desaparecer de vista justamente por ser coberta </w:t>
       </w:r>
       <w:r>
         <w:rPr>
           <w:highlight w:val="yellow"/>
           <w:rtl w:val="0"/>
         </w:rPr>
-        <w:t xml:space="preserve"> ou por registros que mostram o eixo em andamento</w:t>
+        <w:t xml:space="preserve">pelos profissionais ou por registros que mostram o eixo em andamento</w:t>
       </w:r>
       <w:r>
         <w:rPr>
@@ -16182,7 +16367,20 @@
         <w:rPr>
           <w:rtl w:val="0"/>
         </w:rPr>
-        <w:t xml:space="preserve">. Antes disso, o Capítulo 6 caracteriza o território de Pipa e a escola onde essa promessa encontra crianças e professoras concretas.</w:t>
+        <w:t xml:space="preserve">. Antes disso, o Capítulo 6 caracteriza o território de Pipa e a escola onde essa promessa encontra crianças e </w:t>
+      </w:r>
+      <w:r>
+        <w:rPr>
+          <w:highlight w:val="yellow"/>
+          <w:rtl w:val="0"/>
+        </w:rPr>
+        <w:t xml:space="preserve">profissionais concretos</w:t>
+      </w:r>
+      <w:r>
+        <w:rPr>
+          <w:rtl w:val="0"/>
+        </w:rPr>
+        <w:t xml:space="preserve">.</w:t>
       </w:r>
     </w:p>
     <w:p>

--- a/revisao_fio_condutor/5_AGENDA_GLOBAL_PNED_corrigido.docx
+++ b/revisao_fio_condutor/5_AGENDA_GLOBAL_PNED_corrigido.docx
@@ -157,7 +157,7 @@
           <w:highlight w:val="yellow"/>
           <w:rtl w:val="0"/>
         </w:rPr>
-        <w:t xml:space="preserve">até ela. Sem esse exame, não seria possível saber em relação a quê os profissionais interpretam, traduzem ou resistem, e por isso o capítulo oferece a base para os objetivos específicos (a) e (c) da tese, que serão respondidos no contexto da prática</w:t>
+        <w:t xml:space="preserve">até ela. Sem esse exame, não seria possível saber em relação a quê os profissionais interpretam, traduzem ou resistem, e por isso o capítulo oferece a base para os objetivos específicos (a), (c) e (d) da tese, que serão respondidos no contexto da prática</w:t>
       </w:r>
       <w:r>
         <w:rPr>
@@ -6803,7 +6803,7 @@
           <w:highlight w:val="yellow"/>
           <w:rtl w:val="0"/>
         </w:rPr>
-        <w:t xml:space="preserve">e é nesse ponto que a tese examina as formas de ressignificação e de resistência construídas na escola</w:t>
+        <w:t xml:space="preserve">e é nesse ponto que a tese examina as formas de atuação construídas na escola, da adesão à resistência</w:t>
       </w:r>
       <w:r>
         <w:rPr>
@@ -11273,7 +11273,20 @@
         <w:rPr>
           <w:rtl w:val="0"/>
         </w:rPr>
-        <w:t xml:space="preserve">Voltamos, então, à pergunta do início desta subseção. Nossa hipótese é que, quando parte das condições não chega, a decisão sobre como a política se realiza se desloca para os profissionais da escola, que </w:t>
+        <w:t xml:space="preserve">Voltamos, então, à pergunta do início desta subseção. </w:t>
+      </w:r>
+      <w:r>
+        <w:rPr>
+          <w:highlight w:val="yellow"/>
+          <w:rtl w:val="0"/>
+        </w:rPr>
+        <w:t xml:space="preserve">Partimos da compreensão de</w:t>
+      </w:r>
+      <w:r>
+        <w:rPr>
+          <w:rtl w:val="0"/>
+        </w:rPr>
+        <w:t xml:space="preserve"> que, quando parte das condições não chega, a decisão sobre como a política se realiza se desloca para os profissionais da escola, que </w:t>
       </w:r>
       <w:r>
         <w:rPr>
@@ -16361,7 +16374,7 @@
           <w:highlight w:val="yellow"/>
           <w:rtl w:val="0"/>
         </w:rPr>
-        <w:t xml:space="preserve"> e os instrumentos de diagnóstico que podem converter a educação digital em indicador a apresentar. É sobre esse texto que os profissionais da escola produzirão sentidos, e é com ele que suas táticas de tradução e suas eventuais resistências serão comparadas no Capítulo 7</w:t>
+        <w:t xml:space="preserve"> e os instrumentos de diagnóstico que podem converter a educação digital em indicador a apresentar. É sobre esse texto que os profissionais da escola produzirão sentidos, e é com ele que as formas de atuação produzidas na escola serão comparadas no Capítulo 7</w:t>
       </w:r>
       <w:r>
         <w:rPr>
